--- a/BFY_ModelComp2_report_updated.docx
+++ b/BFY_ModelComp2_report_updated.docx
@@ -29,7 +29,7 @@
     </w:p>
     <w:p>
       <w:r>
-        <w:t>Yes: RF-DETR Nano after 50 total training epochs reached 90.65% validation mAP@0.50 using its saved best checkpoint. Its validation mAP@0.50:0.95 was 76.51%; precision 89.90%, recall 84.81%, and F1 87.22%. This is a validation result, not 90% accuracy on the untouched test split. No RF-DETR test-set result was found in this run (run_test=false).</w:t>
+        <w:t>Yes: RF-DETR Nano after 50 total training epochs reached 90.65% validation mAP@0.50 using its saved best checkpoint. Its validation mAP@0.50:0.95 was 76.51%; precision 89.90%, recall 84.81%, and F1 87.22%. This is a validation result, not 90% accuracy on the untouched test split. The held-out v5 test evaluation was subsequently completed: 89.04% mAP50, 73.85% mAP50:95, 86.34% precision and 83.89% recall.</w:t>
       </w:r>
     </w:p>
     <w:p>
@@ -1724,7 +1724,7 @@
     </w:p>
     <w:p>
       <w:r>
-        <w:t>The best YOLO26s v5 normal validation row was 82.54% mAP50 and 65.61% mAP50-95 (epoch 68/80). RF-DETR's recorded validation advantage is 8.11 points mAP50 and 10.90 points mAP50-95. Treat this as indicative, not a strict architecture-only benchmark: input size (512 vs 640), evaluation backends/maximum detections and one invalid validation box differ. Precision/recall are also threshold-dependent. Re-evaluate both checkpoints on the identical untouched test protocol before making a paper claim.</w:t>
+        <w:t>The best YOLO26s v5 normal validation row was 82.54% mAP50 and 65.61% mAP50-95 (epoch 68/80). RF-DETR's recorded validation advantage is 8.11 points mAP50 and 10.90 points mAP50-95. Treat this as indicative, not a strict architecture-only benchmark: input size (512 vs 640), evaluation backends/maximum detections and one invalid validation box differ. Precision/recall are also threshold-dependent. Both checkpoints have held-out v5 test evaluations, but cross-family input resolution and evaluator settings still differ; the 6.90-point test mAP50 gap is indicative, not architecture-only evidence.</w:t>
       </w:r>
     </w:p>
     <w:p>
@@ -2115,7 +2115,7 @@
     </w:p>
     <w:p>
       <w:r>
-        <w:t>• Next: freeze model choice, run RF-DETR once on the untouched v5 test split, log per-class AP and the exact evaluation settings; do not tune on test outcomes.</w:t>
+        <w:t>• Next: freeze model choice, use the completed RF-DETR evaluation on the untouched v5 test split, log per-class test AP and the exact evaluation settings; do not tune on test outcomes.</w:t>
       </w:r>
     </w:p>
     <w:p>
@@ -2128,7 +2128,7 @@
     </w:p>
     <w:p>
       <w:r>
-        <w:t>The following archived sections preserve the previous dataset, architecture, literature and experiment notes. Earlier conclusions were written before the RF-DETR run above and are superseded wherever they conflict with the October update. The YOLO11n rows are illustrative placeholders, not actual runs.</w:t>
+        <w:t>The following archived sections preserve the previous dataset, architecture, literature and experiment notes. Earlier conclusions were written before the RF-DETR run above and are superseded wherever they conflict with the October update. The source proposal mentions historical YOLO11 baseline, CBAM, SimAM and combined runs; exact checkpoints/logs are unavailable locally. No illustrative numerical scores are retained.</w:t>
       </w:r>
     </w:p>
     <w:p>
@@ -4069,14 +4069,8 @@
             <w:tcW w:type="dxa" w:w="5008"/>
           </w:tcPr>
           <w:p>
-            <w:pPr>
-              <w:spacing w:after="0"/>
-            </w:pPr>
-            <w:r>
-              <w:rPr>
-                <w:sz w:val="16"/>
-              </w:rPr>
-              <w:t>Our 82.6% is approximately +2.1 points</w:t>
+            <w:r>
+              <w:t>RF-DETR: 89.04% held-out test mAP50 on v5; different data/protocol, so not a direct win claim.</w:t>
             </w:r>
           </w:p>
         </w:tc>
@@ -4122,14 +4116,8 @@
             <w:shd w:fill="EAF0F7"/>
           </w:tcPr>
           <w:p>
-            <w:pPr>
-              <w:spacing w:after="0"/>
-            </w:pPr>
-            <w:r>
-              <w:rPr>
-                <w:sz w:val="16"/>
-              </w:rPr>
-              <w:t>Our 82.6% is approximately -1.0 point</w:t>
+            <w:r>
+              <w:t>RF-DETR: 89.04% held-out test mAP50 on v5; different data/protocol, so not a direct win claim.</w:t>
             </w:r>
           </w:p>
         </w:tc>
@@ -4172,14 +4160,8 @@
             <w:tcW w:type="dxa" w:w="5008"/>
           </w:tcPr>
           <w:p>
-            <w:pPr>
-              <w:spacing w:after="0"/>
-            </w:pPr>
-            <w:r>
-              <w:rPr>
-                <w:sz w:val="16"/>
-              </w:rPr>
-              <w:t>Our result is lower; datasets and protocols differ</w:t>
+            <w:r>
+              <w:t>RF-DETR: 89.04% held-out test mAP50 on v5; different data/protocol, so not a direct win claim.</w:t>
             </w:r>
           </w:p>
         </w:tc>
@@ -4225,14 +4207,8 @@
             <w:shd w:fill="EAF0F7"/>
           </w:tcPr>
           <w:p>
-            <w:pPr>
-              <w:spacing w:after="0"/>
-            </w:pPr>
-            <w:r>
-              <w:rPr>
-                <w:sz w:val="16"/>
-              </w:rPr>
-              <w:t>Different four-class, 2,700-image dataset</w:t>
+            <w:r>
+              <w:t>RF-DETR: 89.04% held-out test mAP50 on v5; different data/protocol, so not a direct win claim.</w:t>
             </w:r>
           </w:p>
         </w:tc>
@@ -4275,14 +4251,8 @@
             <w:tcW w:type="dxa" w:w="5008"/>
           </w:tcPr>
           <w:p>
-            <w:pPr>
-              <w:spacing w:after="0"/>
-            </w:pPr>
-            <w:r>
-              <w:rPr>
-                <w:sz w:val="16"/>
-              </w:rPr>
-              <w:t>Datasets and evaluation protocols differ substantially</w:t>
+            <w:r>
+              <w:t>RF-DETR: 89.04% held-out test mAP50 on v5; different data/protocol, so not a direct win claim.</w:t>
             </w:r>
           </w:p>
         </w:tc>
@@ -4294,12 +4264,12 @@
         <w:pStyle w:val="Heading2"/>
       </w:pPr>
       <w:r>
-        <w:t>5. Hypothetical YOLO11n placeholders</w:t>
+        <w:t>5. Historical YOLO11 variants (metrics unavailable)</w:t>
       </w:r>
     </w:p>
     <w:p>
       <w:r>
-        <w:t>The following values are illustrative placeholders only. YOLO11n artifacts were deleted and these runs were not recovered. They must not be cited as measured experimental results.</w:t>
+        <w:t>The source PDF contains YOLO11 curves and names four YOLO11 variants. Their exact runs and weights are unavailable locally, so no numerical values are assigned and they are excluded from quantitative comparison.</w:t>
       </w:r>
     </w:p>
     <w:tbl>
@@ -4440,16 +4410,8 @@
             <w:shd w:fill="17365D"/>
           </w:tcPr>
           <w:p>
-            <w:pPr>
-              <w:spacing w:after="0"/>
-            </w:pPr>
-            <w:r>
-              <w:rPr>
-                <w:b/>
-                <w:color w:val="FFFFFF"/>
-                <w:sz w:val="16"/>
-              </w:rPr>
-              <w:t>Use</w:t>
+            <w:r>
+              <w:t>Evidence / status</w:t>
             </w:r>
           </w:p>
         </w:tc>
@@ -4460,14 +4422,8 @@
             <w:tcW w:type="dxa" w:w="2146"/>
           </w:tcPr>
           <w:p>
-            <w:pPr>
-              <w:spacing w:after="0"/>
-            </w:pPr>
-            <w:r>
-              <w:rPr>
-                <w:sz w:val="16"/>
-              </w:rPr>
-              <w:t>YOLO11n</w:t>
+            <w:r>
+              <w:t>YOLO11 baseline</w:t>
             </w:r>
           </w:p>
         </w:tc>
@@ -4476,14 +4432,8 @@
             <w:tcW w:type="dxa" w:w="2146"/>
           </w:tcPr>
           <w:p>
-            <w:pPr>
-              <w:spacing w:after="0"/>
-            </w:pPr>
-            <w:r>
-              <w:rPr>
-                <w:sz w:val="16"/>
-              </w:rPr>
-              <w:t>v2</w:t>
+            <w:r>
+              <w:t>historical project dataset</w:t>
             </w:r>
           </w:p>
         </w:tc>
@@ -4492,14 +4442,8 @@
             <w:tcW w:type="dxa" w:w="2146"/>
           </w:tcPr>
           <w:p>
-            <w:pPr>
-              <w:spacing w:after="0"/>
-            </w:pPr>
-            <w:r>
-              <w:rPr>
-                <w:sz w:val="16"/>
-              </w:rPr>
-              <w:t>0.642</w:t>
+            <w:r>
+              <w:t>N/A</w:t>
             </w:r>
           </w:p>
         </w:tc>
@@ -4508,14 +4452,8 @@
             <w:tcW w:type="dxa" w:w="2146"/>
           </w:tcPr>
           <w:p>
-            <w:pPr>
-              <w:spacing w:after="0"/>
-            </w:pPr>
-            <w:r>
-              <w:rPr>
-                <w:sz w:val="16"/>
-              </w:rPr>
-              <w:t>0.588</w:t>
+            <w:r>
+              <w:t>N/A</w:t>
             </w:r>
           </w:p>
         </w:tc>
@@ -4524,14 +4462,8 @@
             <w:tcW w:type="dxa" w:w="2146"/>
           </w:tcPr>
           <w:p>
-            <w:pPr>
-              <w:spacing w:after="0"/>
-            </w:pPr>
-            <w:r>
-              <w:rPr>
-                <w:sz w:val="16"/>
-              </w:rPr>
-              <w:t>0.617</w:t>
+            <w:r>
+              <w:t>N/A</w:t>
             </w:r>
           </w:p>
         </w:tc>
@@ -4540,14 +4472,8 @@
             <w:tcW w:type="dxa" w:w="2146"/>
           </w:tcPr>
           <w:p>
-            <w:pPr>
-              <w:spacing w:after="0"/>
-            </w:pPr>
-            <w:r>
-              <w:rPr>
-                <w:sz w:val="16"/>
-              </w:rPr>
-              <w:t>0.341</w:t>
+            <w:r>
+              <w:t>N/A</w:t>
             </w:r>
           </w:p>
         </w:tc>
@@ -4556,14 +4482,8 @@
             <w:tcW w:type="dxa" w:w="2146"/>
           </w:tcPr>
           <w:p>
-            <w:pPr>
-              <w:spacing w:after="0"/>
-            </w:pPr>
-            <w:r>
-              <w:rPr>
-                <w:sz w:val="16"/>
-              </w:rPr>
-              <w:t>Illustrative only; not measured</w:t>
+            <w:r>
+              <w:t>Archived curves in source PDF; checkpoint/log unavailable</w:t>
             </w:r>
           </w:p>
         </w:tc>
@@ -4575,14 +4495,8 @@
             <w:shd w:fill="EAF0F7"/>
           </w:tcPr>
           <w:p>
-            <w:pPr>
-              <w:spacing w:after="0"/>
-            </w:pPr>
-            <w:r>
-              <w:rPr>
-                <w:sz w:val="16"/>
-              </w:rPr>
-              <w:t>YOLO11n</w:t>
+            <w:r>
+              <w:t>YOLO11 + CBAM</w:t>
             </w:r>
           </w:p>
         </w:tc>
@@ -4592,14 +4506,8 @@
             <w:shd w:fill="EAF0F7"/>
           </w:tcPr>
           <w:p>
-            <w:pPr>
-              <w:spacing w:after="0"/>
-            </w:pPr>
-            <w:r>
-              <w:rPr>
-                <w:sz w:val="16"/>
-              </w:rPr>
-              <w:t>v3</w:t>
+            <w:r>
+              <w:t>historical project dataset</w:t>
             </w:r>
           </w:p>
         </w:tc>
@@ -4609,14 +4517,8 @@
             <w:shd w:fill="EAF0F7"/>
           </w:tcPr>
           <w:p>
-            <w:pPr>
-              <w:spacing w:after="0"/>
-            </w:pPr>
-            <w:r>
-              <w:rPr>
-                <w:sz w:val="16"/>
-              </w:rPr>
-              <w:t>0.601</w:t>
+            <w:r>
+              <w:t>N/A</w:t>
             </w:r>
           </w:p>
         </w:tc>
@@ -4626,14 +4528,8 @@
             <w:shd w:fill="EAF0F7"/>
           </w:tcPr>
           <w:p>
-            <w:pPr>
-              <w:spacing w:after="0"/>
-            </w:pPr>
-            <w:r>
-              <w:rPr>
-                <w:sz w:val="16"/>
-              </w:rPr>
-              <w:t>0.557</w:t>
+            <w:r>
+              <w:t>N/A</w:t>
             </w:r>
           </w:p>
         </w:tc>
@@ -4643,14 +4539,8 @@
             <w:shd w:fill="EAF0F7"/>
           </w:tcPr>
           <w:p>
-            <w:pPr>
-              <w:spacing w:after="0"/>
-            </w:pPr>
-            <w:r>
-              <w:rPr>
-                <w:sz w:val="16"/>
-              </w:rPr>
-              <w:t>0.584</w:t>
+            <w:r>
+              <w:t>N/A</w:t>
             </w:r>
           </w:p>
         </w:tc>
@@ -4660,14 +4550,8 @@
             <w:shd w:fill="EAF0F7"/>
           </w:tcPr>
           <w:p>
-            <w:pPr>
-              <w:spacing w:after="0"/>
-            </w:pPr>
-            <w:r>
-              <w:rPr>
-                <w:sz w:val="16"/>
-              </w:rPr>
-              <w:t>0.309</w:t>
+            <w:r>
+              <w:t>N/A</w:t>
             </w:r>
           </w:p>
         </w:tc>
@@ -4677,14 +4561,152 @@
             <w:shd w:fill="EAF0F7"/>
           </w:tcPr>
           <w:p>
-            <w:pPr>
-              <w:spacing w:after="0"/>
-            </w:pPr>
-            <w:r>
-              <w:rPr>
-                <w:sz w:val="16"/>
-              </w:rPr>
-              <w:t>Illustrative only; not measured</w:t>
+            <w:r>
+              <w:t>Mentioned in source proposal; no recoverable metrics</w:t>
+            </w:r>
+          </w:p>
+        </w:tc>
+      </w:tr>
+      <w:tr>
+        <w:tc>
+          <w:tcPr>
+            <w:tcW w:type="dxa" w:w="2146"/>
+          </w:tcPr>
+          <w:p>
+            <w:r>
+              <w:t>YOLO11 + SimAM</w:t>
+            </w:r>
+          </w:p>
+        </w:tc>
+        <w:tc>
+          <w:tcPr>
+            <w:tcW w:type="dxa" w:w="2146"/>
+          </w:tcPr>
+          <w:p>
+            <w:r>
+              <w:t>historical project dataset</w:t>
+            </w:r>
+          </w:p>
+        </w:tc>
+        <w:tc>
+          <w:tcPr>
+            <w:tcW w:type="dxa" w:w="2146"/>
+          </w:tcPr>
+          <w:p>
+            <w:r>
+              <w:t>N/A</w:t>
+            </w:r>
+          </w:p>
+        </w:tc>
+        <w:tc>
+          <w:tcPr>
+            <w:tcW w:type="dxa" w:w="2146"/>
+          </w:tcPr>
+          <w:p>
+            <w:r>
+              <w:t>N/A</w:t>
+            </w:r>
+          </w:p>
+        </w:tc>
+        <w:tc>
+          <w:tcPr>
+            <w:tcW w:type="dxa" w:w="2146"/>
+          </w:tcPr>
+          <w:p>
+            <w:r>
+              <w:t>N/A</w:t>
+            </w:r>
+          </w:p>
+        </w:tc>
+        <w:tc>
+          <w:tcPr>
+            <w:tcW w:type="dxa" w:w="2146"/>
+          </w:tcPr>
+          <w:p>
+            <w:r>
+              <w:t>N/A</w:t>
+            </w:r>
+          </w:p>
+        </w:tc>
+        <w:tc>
+          <w:tcPr>
+            <w:tcW w:type="dxa" w:w="2146"/>
+          </w:tcPr>
+          <w:p>
+            <w:r>
+              <w:t>Mentioned in source proposal; no recoverable metrics</w:t>
+            </w:r>
+          </w:p>
+        </w:tc>
+      </w:tr>
+      <w:tr>
+        <w:tc>
+          <w:tcPr>
+            <w:tcW w:type="dxa" w:w="2146"/>
+          </w:tcPr>
+          <w:p>
+            <w:r>
+              <w:t>YOLO11 + CBAM + SimAM</w:t>
+            </w:r>
+          </w:p>
+        </w:tc>
+        <w:tc>
+          <w:tcPr>
+            <w:tcW w:type="dxa" w:w="2146"/>
+          </w:tcPr>
+          <w:p>
+            <w:r>
+              <w:t>historical project dataset</w:t>
+            </w:r>
+          </w:p>
+        </w:tc>
+        <w:tc>
+          <w:tcPr>
+            <w:tcW w:type="dxa" w:w="2146"/>
+          </w:tcPr>
+          <w:p>
+            <w:r>
+              <w:t>N/A</w:t>
+            </w:r>
+          </w:p>
+        </w:tc>
+        <w:tc>
+          <w:tcPr>
+            <w:tcW w:type="dxa" w:w="2146"/>
+          </w:tcPr>
+          <w:p>
+            <w:r>
+              <w:t>N/A</w:t>
+            </w:r>
+          </w:p>
+        </w:tc>
+        <w:tc>
+          <w:tcPr>
+            <w:tcW w:type="dxa" w:w="2146"/>
+          </w:tcPr>
+          <w:p>
+            <w:r>
+              <w:t>N/A</w:t>
+            </w:r>
+          </w:p>
+        </w:tc>
+        <w:tc>
+          <w:tcPr>
+            <w:tcW w:type="dxa" w:w="2146"/>
+          </w:tcPr>
+          <w:p>
+            <w:r>
+              <w:t>N/A</w:t>
+            </w:r>
+          </w:p>
+        </w:tc>
+        <w:tc>
+          <w:tcPr>
+            <w:tcW w:type="dxa" w:w="2146"/>
+          </w:tcPr>
+          <w:p>
+            <w:r>
+              <w:t>Mentioned in source proposal; no recoverable metrics</w:t>
             </w:r>
           </w:p>
         </w:tc>
@@ -4693,7 +4715,7 @@
     <w:p/>
     <w:p>
       <w:r>
-        <w:t>Reporting note: replace the hypothetical rows with N/A or recovered logs before submitting a paper or claiming experimental evidence.</w:t>
+        <w:t>Reporting note: report these variants as historical only until original logs, weights and evaluation protocol are recovered.</w:t>
       </w:r>
     </w:p>
     <w:p>
@@ -6631,6 +6653,19 @@
     <w:p>
       <w:r>
         <w:t>dataset_crack/notebook/runs/E6_E3_single_simam_v5_normal_seed0_20260928_225358_f163f4/results.csv</w:t>
+      </w:r>
+    </w:p>
+    <w:p>
+      <w:pPr>
+        <w:pStyle w:val="Heading1"/>
+      </w:pPr>
+      <w:r>
+        <w:t>October 2026 held-out test update</w:t>
+      </w:r>
+    </w:p>
+    <w:p>
+      <w:r>
+        <w:t>RF-DETR Nano 50e reached 89.04% test mAP50 and 73.85% test mAP50:95 on the unchanged 1,986-image v5 test split. The YOLO26s baseline reached 82.14% / 65.05%; E3 reached 80.78% / 63.83%. Historical YOLO11 variants have no recoverable numerical results and are marked N/A, replacing the previous illustrative placeholders.</w:t>
       </w:r>
     </w:p>
     <w:sectPr>
